--- a/sorular/Kim12_tema-1-Elektrokimya-bolum-sonu-sorular.docx
+++ b/sorular/Kim12_tema-1-Elektrokimya-bolum-sonu-sorular.docx
@@ -1850,7 +1850,7 @@
                 <w:rFonts w:ascii="Times New Roman" w:hAnsi="Times New Roman" w:cs="Times New Roman"/>
                 <w:lang w:val="tr-TR"/>
               </w:rPr>
-              <w:t xml:space="preserve">a) Devre tamamlandığında voltmetre 0,47 V gösterdi.</w:t>
+              <w:t xml:space="preserve">a. Devre tamamlandığında voltmetre 0,47 V gösterdi.</w:t>
             </w:r>
           </w:p>
         </w:tc>
@@ -1907,7 +1907,7 @@
                 <w:rFonts w:ascii="Times New Roman" w:hAnsi="Times New Roman" w:cs="Times New Roman"/>
                 <w:lang w:val="tr-TR"/>
               </w:rPr>
-              <w:t xml:space="preserve">b) Kurşun atomları elektron vererek Pb</w:t>
+              <w:t xml:space="preserve">b. Kurşun atomları elektron vererek Pb</w:t>
             </w:r>
             <w:r>
               <w:rPr>
@@ -1979,7 +1979,7 @@
                 <w:rFonts w:ascii="Times New Roman" w:hAnsi="Times New Roman" w:cs="Times New Roman"/>
                 <w:lang w:val="tr-TR"/>
               </w:rPr>
-              <w:t xml:space="preserve">c) Bakır elektrodun yüzeyinde kırmızımsı bir katı birikti.</w:t>
+              <w:t xml:space="preserve">c. Bakır elektrodun yüzeyinde kırmızımsı bir katı birikti.</w:t>
             </w:r>
           </w:p>
         </w:tc>
@@ -2036,7 +2036,7 @@
                 <w:rFonts w:ascii="Times New Roman" w:hAnsi="Times New Roman" w:cs="Times New Roman"/>
                 <w:lang w:val="tr-TR"/>
               </w:rPr>
-              <w:t xml:space="preserve">ç) Tuz köprüsündeki K</w:t>
+              <w:t xml:space="preserve">ç. Tuz köprüsündeki K</w:t>
             </w:r>
             <w:r>
               <w:rPr>
@@ -2108,7 +2108,7 @@
                 <w:rFonts w:ascii="Times New Roman" w:hAnsi="Times New Roman" w:cs="Times New Roman"/>
                 <w:lang w:val="tr-TR"/>
               </w:rPr>
-              <w:t xml:space="preserve">d) Bakır(II) sülfat çözeltisinin mavi rengi zamanla açıldı.</w:t>
+              <w:t xml:space="preserve">d. Bakır(II) sülfat çözeltisinin mavi rengi zamanla açıldı.</w:t>
             </w:r>
           </w:p>
         </w:tc>
@@ -2220,16 +2220,21 @@
     <w:p>
       <w:pPr>
         <w:pStyle w:val="ListParagraph"/>
-        <w:numPr>
-          <w:ilvl w:val="0"/>
-          <w:numId w:val="51"/>
-        </w:numPr>
+        <w:ind w:left="1080" w:hanging="360"/>
         <w:jc w:val="both"/>
         <w:rPr>
           <w:rFonts w:ascii="Times New Roman" w:hAnsi="Times New Roman" w:cs="Times New Roman"/>
           <w:lang w:val="tr-TR"/>
         </w:rPr>
       </w:pPr>
+      <w:r>
+        <w:rPr>
+          <w:rFonts w:ascii="Times New Roman" w:hAnsi="Times New Roman" w:cs="Times New Roman"/>
+          <w:lang w:val="tr-TR"/>
+        </w:rPr>
+        <w:t xml:space="preserve">a.</w:t>
+        <w:tab/>
+      </w:r>
       <w:r>
         <w:rPr>
           <w:rFonts w:ascii="Times New Roman" w:hAnsi="Times New Roman" w:cs="Times New Roman"/>
@@ -2241,16 +2246,21 @@
     <w:p>
       <w:pPr>
         <w:pStyle w:val="ListParagraph"/>
-        <w:numPr>
-          <w:ilvl w:val="0"/>
-          <w:numId w:val="51"/>
-        </w:numPr>
+        <w:ind w:left="1080" w:hanging="360"/>
         <w:jc w:val="both"/>
         <w:rPr>
           <w:rFonts w:ascii="Times New Roman" w:hAnsi="Times New Roman" w:cs="Times New Roman"/>
           <w:lang w:val="tr-TR"/>
         </w:rPr>
       </w:pPr>
+      <w:r>
+        <w:rPr>
+          <w:rFonts w:ascii="Times New Roman" w:hAnsi="Times New Roman" w:cs="Times New Roman"/>
+          <w:lang w:val="tr-TR"/>
+        </w:rPr>
+        <w:t xml:space="preserve">b.</w:t>
+        <w:tab/>
+      </w:r>
       <w:r>
         <w:rPr>
           <w:rFonts w:ascii="Times New Roman" w:hAnsi="Times New Roman" w:cs="Times New Roman"/>
@@ -2309,7 +2319,7 @@
           <w:color w:val="FF0000"/>
           <w:lang w:val="tr-TR"/>
         </w:rPr>
-        <w:t xml:space="preserve">Cevap: a) Mg(k) + Sn</w:t>
+        <w:t xml:space="preserve">Cevap: a. Mg(k) + Sn</w:t>
       </w:r>
       <w:r>
         <w:rPr>
@@ -2360,7 +2370,7 @@
           <w:color w:val="FF0000"/>
           <w:lang w:val="tr-TR"/>
         </w:rPr>
-        <w:t xml:space="preserve"> = −0,14 − (−2,37) = 2,23 V  b) 0,48 / 24 = 0,020 mol Mg → 0,020 mol Sn; 0,020 · 119 = 2,38 g Sn</w:t>
+        <w:t xml:space="preserve"> = −0,14 − (−2,37) = 2,23 V  b. 0,48 / 24 = 0,020 mol Mg → 0,020 mol Sn; 0,020 · 119 = 2,38 g Sn</w:t>
       </w:r>
     </w:p>
     <w:p>
@@ -3331,7 +3341,7 @@
                 <w:rFonts w:ascii="Times New Roman" w:hAnsi="Times New Roman" w:cs="Times New Roman"/>
                 <w:lang w:val="tr-TR"/>
               </w:rPr>
-              <w:t xml:space="preserve">a) Gümüş yarı hücresine saf su eklenmesi</w:t>
+              <w:t xml:space="preserve">a. Gümüş yarı hücresine saf su eklenmesi</w:t>
             </w:r>
           </w:p>
         </w:tc>
@@ -3388,7 +3398,7 @@
                 <w:rFonts w:ascii="Times New Roman" w:hAnsi="Times New Roman" w:cs="Times New Roman"/>
                 <w:lang w:val="tr-TR"/>
               </w:rPr>
-              <w:t xml:space="preserve">b) Çinko yarı hücresine Zn(NO</w:t>
+              <w:t xml:space="preserve">b. Çinko yarı hücresine Zn(NO</w:t>
             </w:r>
             <w:r>
               <w:rPr>
@@ -3475,7 +3485,7 @@
                 <w:rFonts w:ascii="Times New Roman" w:hAnsi="Times New Roman" w:cs="Times New Roman"/>
                 <w:lang w:val="tr-TR"/>
               </w:rPr>
-              <w:t xml:space="preserve">c) Çinko yarı hücresine Na</w:t>
+              <w:t xml:space="preserve">c. Çinko yarı hücresine Na</w:t>
             </w:r>
             <w:r>
               <w:rPr>
@@ -3547,7 +3557,7 @@
                 <w:rFonts w:ascii="Times New Roman" w:hAnsi="Times New Roman" w:cs="Times New Roman"/>
                 <w:lang w:val="tr-TR"/>
               </w:rPr>
-              <w:t xml:space="preserve">ç) Gümüş yarı hücresine AgNO</w:t>
+              <w:t xml:space="preserve">ç. Gümüş yarı hücresine AgNO</w:t>
             </w:r>
             <w:r>
               <w:rPr>
@@ -3619,7 +3629,7 @@
                 <w:rFonts w:ascii="Times New Roman" w:hAnsi="Times New Roman" w:cs="Times New Roman"/>
                 <w:lang w:val="tr-TR"/>
               </w:rPr>
-              <w:t xml:space="preserve">d) Gümüş elektrot yerine daha ince bir gümüş tel kullanılması</w:t>
+              <w:t xml:space="preserve">d. Gümüş elektrot yerine daha ince bir gümüş tel kullanılması</w:t>
             </w:r>
           </w:p>
         </w:tc>
@@ -3730,7 +3740,7 @@
           <w:color w:val="FF0000"/>
           <w:lang w:val="tr-TR"/>
         </w:rPr>
-        <w:t xml:space="preserve"> derişimi azalır, ileri yöndeki eğilim azalır).  b) Azalır (ürün Zn</w:t>
+        <w:t xml:space="preserve"> derişimi azalır, ileri yöndeki eğilim azalır).  b. Azalır (ürün Zn</w:t>
       </w:r>
       <w:r>
         <w:rPr>
@@ -3747,7 +3757,7 @@
           <w:color w:val="FF0000"/>
           <w:lang w:val="tr-TR"/>
         </w:rPr>
-        <w:t xml:space="preserve"> derişimi artar).  c) Artar (ürün Zn</w:t>
+        <w:t xml:space="preserve"> derişimi artar).  c. Artar (ürün Zn</w:t>
       </w:r>
       <w:r>
         <w:rPr>
@@ -3764,7 +3774,7 @@
           <w:color w:val="FF0000"/>
           <w:lang w:val="tr-TR"/>
         </w:rPr>
-        <w:t xml:space="preserve"> derişimi azalır).  ç) Artar (tepken Ag</w:t>
+        <w:t xml:space="preserve"> derişimi azalır).  ç. Artar (tepken Ag</w:t>
       </w:r>
       <w:r>
         <w:rPr>
@@ -3781,7 +3791,7 @@
           <w:color w:val="FF0000"/>
           <w:lang w:val="tr-TR"/>
         </w:rPr>
-        <w:t xml:space="preserve"> derişimi artar).  d) Değişmez (elektrot yüzey alanı potansiyeli değil, çekilebilecek akımı etkiler).</w:t>
+        <w:t xml:space="preserve"> derişimi artar).  d. Değişmez (elektrot yüzey alanı potansiyeli değil, çekilebilecek akımı etkiler).</w:t>
       </w:r>
     </w:p>
     <w:p>
@@ -3950,16 +3960,21 @@
     <w:p>
       <w:pPr>
         <w:pStyle w:val="ListParagraph"/>
-        <w:numPr>
-          <w:ilvl w:val="0"/>
-          <w:numId w:val="52"/>
-        </w:numPr>
+        <w:ind w:left="1080" w:hanging="360"/>
         <w:jc w:val="both"/>
         <w:rPr>
           <w:rFonts w:ascii="Times New Roman" w:hAnsi="Times New Roman" w:cs="Times New Roman"/>
           <w:lang w:val="tr-TR"/>
         </w:rPr>
       </w:pPr>
+      <w:r>
+        <w:rPr>
+          <w:rFonts w:ascii="Times New Roman" w:hAnsi="Times New Roman" w:cs="Times New Roman"/>
+          <w:lang w:val="tr-TR"/>
+        </w:rPr>
+        <w:t xml:space="preserve">a.</w:t>
+        <w:tab/>
+      </w:r>
       <w:r>
         <w:rPr>
           <w:rFonts w:ascii="Times New Roman" w:hAnsi="Times New Roman" w:cs="Times New Roman"/>
@@ -4005,16 +4020,21 @@
     <w:p>
       <w:pPr>
         <w:pStyle w:val="ListParagraph"/>
-        <w:numPr>
-          <w:ilvl w:val="0"/>
-          <w:numId w:val="52"/>
-        </w:numPr>
+        <w:ind w:left="1080" w:hanging="360"/>
         <w:jc w:val="both"/>
         <w:rPr>
           <w:rFonts w:ascii="Times New Roman" w:hAnsi="Times New Roman" w:cs="Times New Roman"/>
           <w:lang w:val="tr-TR"/>
         </w:rPr>
       </w:pPr>
+      <w:r>
+        <w:rPr>
+          <w:rFonts w:ascii="Times New Roman" w:hAnsi="Times New Roman" w:cs="Times New Roman"/>
+          <w:lang w:val="tr-TR"/>
+        </w:rPr>
+        <w:t xml:space="preserve">b.</w:t>
+        <w:tab/>
+      </w:r>
       <w:r>
         <w:rPr>
           <w:rFonts w:ascii="Times New Roman" w:hAnsi="Times New Roman" w:cs="Times New Roman"/>
@@ -4060,16 +4080,21 @@
     <w:p>
       <w:pPr>
         <w:pStyle w:val="ListParagraph"/>
-        <w:numPr>
-          <w:ilvl w:val="0"/>
-          <w:numId w:val="52"/>
-        </w:numPr>
+        <w:ind w:left="1080" w:hanging="360"/>
         <w:jc w:val="both"/>
         <w:rPr>
           <w:rFonts w:ascii="Times New Roman" w:hAnsi="Times New Roman" w:cs="Times New Roman"/>
           <w:lang w:val="tr-TR"/>
         </w:rPr>
       </w:pPr>
+      <w:r>
+        <w:rPr>
+          <w:rFonts w:ascii="Times New Roman" w:hAnsi="Times New Roman" w:cs="Times New Roman"/>
+          <w:lang w:val="tr-TR"/>
+        </w:rPr>
+        <w:t xml:space="preserve">c.</w:t>
+        <w:tab/>
+      </w:r>
       <w:r>
         <w:rPr>
           <w:rFonts w:ascii="Times New Roman" w:hAnsi="Times New Roman" w:cs="Times New Roman"/>
@@ -4127,7 +4152,7 @@
           <w:color w:val="FF0000"/>
           <w:lang w:val="tr-TR"/>
         </w:rPr>
-        <w:t xml:space="preserve">Cevap: a) Katot: Ca</w:t>
+        <w:t xml:space="preserve">Cevap: a. Katot: Ca</w:t>
       </w:r>
       <w:r>
         <w:rPr>
@@ -4246,7 +4271,7 @@
           <w:color w:val="FF0000"/>
           <w:lang w:val="tr-TR"/>
         </w:rPr>
-        <w:t xml:space="preserve">(g)  b) Anot (+) kutba bağlıdır. Ca</w:t>
+        <w:t xml:space="preserve">(g)  b. Anot (+) kutba bağlıdır. Ca</w:t>
       </w:r>
       <w:r>
         <w:rPr>
@@ -4280,7 +4305,7 @@
           <w:color w:val="FF0000"/>
           <w:lang w:val="tr-TR"/>
         </w:rPr>
-        <w:t xml:space="preserve"> iyonları anoda göç eder.  c) E°</w:t>
+        <w:t xml:space="preserve"> iyonları anoda göç eder.  c. E°</w:t>
       </w:r>
       <w:r>
         <w:rPr>
@@ -5470,16 +5495,21 @@
     <w:p>
       <w:pPr>
         <w:pStyle w:val="ListParagraph"/>
-        <w:numPr>
-          <w:ilvl w:val="0"/>
-          <w:numId w:val="53"/>
-        </w:numPr>
+        <w:ind w:left="1080" w:hanging="360"/>
         <w:jc w:val="both"/>
         <w:rPr>
           <w:rFonts w:ascii="Times New Roman" w:hAnsi="Times New Roman" w:cs="Times New Roman"/>
           <w:lang w:val="tr-TR"/>
         </w:rPr>
       </w:pPr>
+      <w:r>
+        <w:rPr>
+          <w:rFonts w:ascii="Times New Roman" w:hAnsi="Times New Roman" w:cs="Times New Roman"/>
+          <w:lang w:val="tr-TR"/>
+        </w:rPr>
+        <w:t xml:space="preserve">a.</w:t>
+        <w:tab/>
+      </w:r>
       <w:r>
         <w:rPr>
           <w:rFonts w:ascii="Times New Roman" w:hAnsi="Times New Roman" w:cs="Times New Roman"/>
@@ -5525,16 +5555,21 @@
     <w:p>
       <w:pPr>
         <w:pStyle w:val="ListParagraph"/>
-        <w:numPr>
-          <w:ilvl w:val="0"/>
-          <w:numId w:val="53"/>
-        </w:numPr>
+        <w:ind w:left="1080" w:hanging="360"/>
         <w:jc w:val="both"/>
         <w:rPr>
           <w:rFonts w:ascii="Times New Roman" w:hAnsi="Times New Roman" w:cs="Times New Roman"/>
           <w:lang w:val="tr-TR"/>
         </w:rPr>
       </w:pPr>
+      <w:r>
+        <w:rPr>
+          <w:rFonts w:ascii="Times New Roman" w:hAnsi="Times New Roman" w:cs="Times New Roman"/>
+          <w:lang w:val="tr-TR"/>
+        </w:rPr>
+        <w:t xml:space="preserve">b.</w:t>
+        <w:tab/>
+      </w:r>
       <w:r>
         <w:rPr>
           <w:rFonts w:ascii="Times New Roman" w:hAnsi="Times New Roman" w:cs="Times New Roman"/>
@@ -5580,16 +5615,21 @@
     <w:p>
       <w:pPr>
         <w:pStyle w:val="ListParagraph"/>
-        <w:numPr>
-          <w:ilvl w:val="0"/>
-          <w:numId w:val="53"/>
-        </w:numPr>
+        <w:ind w:left="1080" w:hanging="360"/>
         <w:jc w:val="both"/>
         <w:rPr>
           <w:rFonts w:ascii="Times New Roman" w:hAnsi="Times New Roman" w:cs="Times New Roman"/>
           <w:lang w:val="tr-TR"/>
         </w:rPr>
       </w:pPr>
+      <w:r>
+        <w:rPr>
+          <w:rFonts w:ascii="Times New Roman" w:hAnsi="Times New Roman" w:cs="Times New Roman"/>
+          <w:lang w:val="tr-TR"/>
+        </w:rPr>
+        <w:t xml:space="preserve">c.</w:t>
+        <w:tab/>
+      </w:r>
       <w:r>
         <w:rPr>
           <w:rFonts w:ascii="Times New Roman" w:hAnsi="Times New Roman" w:cs="Times New Roman"/>
@@ -5647,7 +5687,7 @@
           <w:color w:val="FF0000"/>
           <w:lang w:val="tr-TR"/>
         </w:rPr>
-        <w:t xml:space="preserve">Cevap: a) Çinko birikir. Katot: Zn</w:t>
+        <w:t xml:space="preserve">Cevap: a. Çinko birikir. Katot: Zn</w:t>
       </w:r>
       <w:r>
         <w:rPr>
@@ -5715,7 +5755,7 @@
           <w:color w:val="FF0000"/>
           <w:lang w:val="tr-TR"/>
         </w:rPr>
-        <w:t xml:space="preserve">  b) Anot olarak bakır levha, elektrolit olarak bakır(II) sülfat çözeltisi kullanılmalı; anahtar yine (−) kutba bağlanmalıdır. Anot ve katotta aynı yarı tepkime zıt yönlerde gerçekleştiği için E°</w:t>
+        <w:t xml:space="preserve">  b. Anot olarak bakır levha, elektrolit olarak bakır(II) sülfat çözeltisi kullanılmalı; anahtar yine (−) kutba bağlanmalıdır. Anot ve katotta aynı yarı tepkime zıt yönlerde gerçekleştiği için E°</w:t>
       </w:r>
       <w:r>
         <w:rPr>
@@ -5732,7 +5772,7 @@
           <w:color w:val="FF0000"/>
           <w:lang w:val="tr-TR"/>
         </w:rPr>
-        <w:t xml:space="preserve"> = 0,34 − 0,34 = 0 V’tur; kuramsal olarak çok küçük bir gerilim yeterlidir.  c) Demirin çinkoyla kaplanmasına, yani galvanizlemeye benzer.</w:t>
+        <w:t xml:space="preserve"> = 0,34 − 0,34 = 0 V’tur; kuramsal olarak çok küçük bir gerilim yeterlidir.  c. Demirin çinkoyla kaplanmasına, yani galvanizlemeye benzer.</w:t>
       </w:r>
     </w:p>
     <w:p>
